--- a/cblm-builder/templates/IA TEMPLATES/03_midterm.docx
+++ b/cblm-builder/templates/IA TEMPLATES/03_midterm.docx
@@ -3515,514 +3515,6 @@
           <w:szCs w:val="18"/>
         </w:rPr>
       </w:pPr>
-    </w:p>
-    <w:p>
-      <w:pPr>
-        <w:rPr>
-          <w:rFonts w:ascii="Arial Narrow" w:eastAsia="Arial Narrow" w:hAnsi="Arial Narrow" w:cs="Arial Narrow"/>
-          <w:sz w:val="18"/>
-          <w:szCs w:val="18"/>
-        </w:rPr>
-      </w:pPr>
-      <w:r>
-        <w:rPr>
-          <w:rFonts w:ascii="Arial Narrow" w:eastAsia="Arial Narrow" w:hAnsi="Arial Narrow" w:cs="Arial Narrow"/>
-          <w:sz w:val="18"/>
-          <w:szCs w:val="18"/>
-        </w:rPr>
-        <w:t xml:space="preserve">Prepared by: </w:t>
-      </w:r>
-      <w:r>
-        <w:rPr>
-          <w:rFonts w:ascii="Arial Narrow" w:eastAsia="Arial Narrow" w:hAnsi="Arial Narrow" w:cs="Arial Narrow"/>
-          <w:sz w:val="18"/>
-          <w:szCs w:val="18"/>
-        </w:rPr>
-        <w:tab/>
-      </w:r>
-      <w:r>
-        <w:rPr>
-          <w:rFonts w:ascii="Arial Narrow" w:eastAsia="Arial Narrow" w:hAnsi="Arial Narrow" w:cs="Arial Narrow"/>
-          <w:sz w:val="18"/>
-          <w:szCs w:val="18"/>
-        </w:rPr>
-        <w:tab/>
-      </w:r>
-      <w:r>
-        <w:rPr>
-          <w:rFonts w:ascii="Arial Narrow" w:eastAsia="Arial Narrow" w:hAnsi="Arial Narrow" w:cs="Arial Narrow"/>
-          <w:sz w:val="18"/>
-          <w:szCs w:val="18"/>
-        </w:rPr>
-        <w:tab/>
-      </w:r>
-      <w:r>
-        <w:rPr>
-          <w:rFonts w:ascii="Arial Narrow" w:eastAsia="Arial Narrow" w:hAnsi="Arial Narrow" w:cs="Arial Narrow"/>
-          <w:sz w:val="18"/>
-          <w:szCs w:val="18"/>
-        </w:rPr>
-        <w:tab/>
-      </w:r>
-      <w:r>
-        <w:rPr>
-          <w:rFonts w:ascii="Arial Narrow" w:eastAsia="Arial Narrow" w:hAnsi="Arial Narrow" w:cs="Arial Narrow"/>
-          <w:sz w:val="18"/>
-          <w:szCs w:val="18"/>
-        </w:rPr>
-        <w:tab/>
-      </w:r>
-      <w:r>
-        <w:rPr>
-          <w:rFonts w:ascii="Arial Narrow" w:eastAsia="Arial Narrow" w:hAnsi="Arial Narrow" w:cs="Arial Narrow"/>
-          <w:sz w:val="18"/>
-          <w:szCs w:val="18"/>
-        </w:rPr>
-        <w:tab/>
-      </w:r>
-      <w:r>
-        <w:rPr>
-          <w:rFonts w:ascii="Arial Narrow" w:eastAsia="Arial Narrow" w:hAnsi="Arial Narrow" w:cs="Arial Narrow"/>
-          <w:sz w:val="18"/>
-          <w:szCs w:val="18"/>
-        </w:rPr>
-        <w:tab/>
-        <w:t>Noted by:</w:t>
-      </w:r>
-    </w:p>
-    <w:p>
-      <w:pPr>
-        <w:rPr>
-          <w:rFonts w:ascii="Arial Narrow" w:eastAsia="Arial Narrow" w:hAnsi="Arial Narrow" w:cs="Arial Narrow"/>
-          <w:sz w:val="18"/>
-          <w:szCs w:val="18"/>
-        </w:rPr>
-      </w:pPr>
-    </w:p>
-    <w:p>
-      <w:pPr>
-        <w:rPr>
-          <w:rFonts w:ascii="Arial Narrow" w:eastAsia="Arial Narrow" w:hAnsi="Arial Narrow" w:cs="Arial Narrow"/>
-          <w:sz w:val="18"/>
-          <w:szCs w:val="18"/>
-        </w:rPr>
-      </w:pPr>
-      <w:r>
-        <w:rPr>
-          <w:rFonts w:ascii="Arial Narrow" w:eastAsia="Arial Narrow" w:hAnsi="Arial Narrow" w:cs="Arial Narrow"/>
-          <w:b/>
-          <w:bCs/>
-          <w:sz w:val="18"/>
-          <w:szCs w:val="18"/>
-        </w:rPr>
-        <w:t>MR. ROMAN YSRAEL G. ALBA</w:t>
-      </w:r>
-      <w:r>
-        <w:rPr>
-          <w:rFonts w:ascii="Arial Narrow" w:eastAsia="Arial Narrow" w:hAnsi="Arial Narrow" w:cs="Arial Narrow"/>
-          <w:b/>
-          <w:bCs/>
-          <w:sz w:val="18"/>
-          <w:szCs w:val="18"/>
-        </w:rPr>
-        <w:tab/>
-      </w:r>
-      <w:r>
-        <w:rPr>
-          <w:rFonts w:ascii="Arial Narrow" w:eastAsia="Arial Narrow" w:hAnsi="Arial Narrow" w:cs="Arial Narrow"/>
-          <w:b/>
-          <w:bCs/>
-          <w:sz w:val="18"/>
-          <w:szCs w:val="18"/>
-        </w:rPr>
-        <w:tab/>
-      </w:r>
-      <w:r>
-        <w:rPr>
-          <w:rFonts w:ascii="Arial Narrow" w:eastAsia="Arial Narrow" w:hAnsi="Arial Narrow" w:cs="Arial Narrow"/>
-          <w:b/>
-          <w:bCs/>
-          <w:sz w:val="18"/>
-          <w:szCs w:val="18"/>
-        </w:rPr>
-        <w:tab/>
-      </w:r>
-      <w:r>
-        <w:rPr>
-          <w:rFonts w:ascii="Arial Narrow" w:eastAsia="Arial Narrow" w:hAnsi="Arial Narrow" w:cs="Arial Narrow"/>
-          <w:b/>
-          <w:bCs/>
-          <w:sz w:val="18"/>
-          <w:szCs w:val="18"/>
-        </w:rPr>
-        <w:tab/>
-      </w:r>
-      <w:r>
-        <w:rPr>
-          <w:rFonts w:ascii="Arial Narrow" w:eastAsia="Arial Narrow" w:hAnsi="Arial Narrow" w:cs="Arial Narrow"/>
-          <w:b/>
-          <w:bCs/>
-          <w:sz w:val="18"/>
-          <w:szCs w:val="18"/>
-        </w:rPr>
-        <w:tab/>
-      </w:r>
-      <w:r>
-        <w:rPr>
-          <w:rFonts w:ascii="Arial Narrow" w:eastAsia="Arial Narrow" w:hAnsi="Arial Narrow" w:cs="Arial Narrow"/>
-          <w:b/>
-          <w:bCs/>
-          <w:sz w:val="18"/>
-          <w:szCs w:val="18"/>
-        </w:rPr>
-        <w:tab/>
-      </w:r>
-      <w:r>
-        <w:rPr>
-          <w:rFonts w:ascii="Arial Narrow" w:eastAsia="Arial Narrow" w:hAnsi="Arial Narrow" w:cs="Arial Narrow"/>
-          <w:b/>
-          <w:bCs/>
-          <w:sz w:val="18"/>
-          <w:szCs w:val="18"/>
-        </w:rPr>
-        <w:t>MR. JOSEPH BINGBONG M. GUTIERREZ, CHP, LPT</w:t>
-      </w:r>
-    </w:p>
-    <w:p>
-      <w:pPr>
-        <w:rPr>
-          <w:rFonts w:ascii="Arial Narrow" w:eastAsia="Arial Narrow" w:hAnsi="Arial Narrow" w:cs="Arial Narrow"/>
-          <w:sz w:val="18"/>
-          <w:szCs w:val="18"/>
-        </w:rPr>
-      </w:pPr>
-      <w:r>
-        <w:rPr>
-          <w:rFonts w:ascii="Arial Narrow" w:eastAsia="Arial Narrow" w:hAnsi="Arial Narrow" w:cs="Arial Narrow"/>
-          <w:sz w:val="18"/>
-          <w:szCs w:val="18"/>
-        </w:rPr>
-        <w:t>Trainer, DBFDIS</w:t>
-      </w:r>
-      <w:r>
-        <w:rPr>
-          <w:rFonts w:ascii="Arial Narrow" w:eastAsia="Arial Narrow" w:hAnsi="Arial Narrow" w:cs="Arial Narrow"/>
-          <w:sz w:val="18"/>
-          <w:szCs w:val="18"/>
-        </w:rPr>
-        <w:tab/>
-      </w:r>
-      <w:r>
-        <w:rPr>
-          <w:rFonts w:ascii="Arial Narrow" w:eastAsia="Arial Narrow" w:hAnsi="Arial Narrow" w:cs="Arial Narrow"/>
-          <w:sz w:val="18"/>
-          <w:szCs w:val="18"/>
-        </w:rPr>
-        <w:tab/>
-      </w:r>
-      <w:r>
-        <w:rPr>
-          <w:rFonts w:ascii="Arial Narrow" w:eastAsia="Arial Narrow" w:hAnsi="Arial Narrow" w:cs="Arial Narrow"/>
-          <w:sz w:val="18"/>
-          <w:szCs w:val="18"/>
-        </w:rPr>
-        <w:tab/>
-      </w:r>
-      <w:r>
-        <w:rPr>
-          <w:rFonts w:ascii="Arial Narrow" w:eastAsia="Arial Narrow" w:hAnsi="Arial Narrow" w:cs="Arial Narrow"/>
-          <w:sz w:val="18"/>
-          <w:szCs w:val="18"/>
-        </w:rPr>
-        <w:tab/>
-      </w:r>
-      <w:r>
-        <w:rPr>
-          <w:rFonts w:ascii="Arial Narrow" w:eastAsia="Arial Narrow" w:hAnsi="Arial Narrow" w:cs="Arial Narrow"/>
-          <w:sz w:val="18"/>
-          <w:szCs w:val="18"/>
-        </w:rPr>
-        <w:tab/>
-      </w:r>
-      <w:r>
-        <w:rPr>
-          <w:rFonts w:ascii="Arial Narrow" w:eastAsia="Arial Narrow" w:hAnsi="Arial Narrow" w:cs="Arial Narrow"/>
-          <w:sz w:val="18"/>
-          <w:szCs w:val="18"/>
-        </w:rPr>
-        <w:tab/>
-      </w:r>
-      <w:r>
-        <w:rPr>
-          <w:rFonts w:ascii="Arial Narrow" w:eastAsia="Arial Narrow" w:hAnsi="Arial Narrow" w:cs="Arial Narrow"/>
-          <w:sz w:val="18"/>
-          <w:szCs w:val="18"/>
-        </w:rPr>
-        <w:tab/>
-        <w:t>Diploma Program Chair</w:t>
-      </w:r>
-    </w:p>
-    <w:p>
-      <w:pPr>
-        <w:rPr>
-          <w:rFonts w:ascii="Arial Narrow" w:eastAsia="Arial Narrow" w:hAnsi="Arial Narrow" w:cs="Arial Narrow"/>
-          <w:sz w:val="18"/>
-          <w:szCs w:val="18"/>
-        </w:rPr>
-      </w:pPr>
-    </w:p>
-    <w:p>
-      <w:pPr>
-        <w:rPr>
-          <w:rFonts w:ascii="Arial Narrow" w:eastAsia="Arial Narrow" w:hAnsi="Arial Narrow" w:cs="Arial Narrow"/>
-          <w:sz w:val="18"/>
-          <w:szCs w:val="18"/>
-        </w:rPr>
-      </w:pPr>
-      <w:r>
-        <w:rPr>
-          <w:rFonts w:ascii="Arial Narrow" w:eastAsia="Arial Narrow" w:hAnsi="Arial Narrow" w:cs="Arial Narrow"/>
-          <w:sz w:val="18"/>
-          <w:szCs w:val="18"/>
-        </w:rPr>
-        <w:t>Checked and Reviewed by</w:t>
-      </w:r>
-      <w:r>
-        <w:rPr>
-          <w:rFonts w:ascii="Arial Narrow" w:eastAsia="Arial Narrow" w:hAnsi="Arial Narrow" w:cs="Arial Narrow"/>
-          <w:sz w:val="18"/>
-          <w:szCs w:val="18"/>
-        </w:rPr>
-        <w:tab/>
-      </w:r>
-      <w:r>
-        <w:rPr>
-          <w:rFonts w:ascii="Arial Narrow" w:eastAsia="Arial Narrow" w:hAnsi="Arial Narrow" w:cs="Arial Narrow"/>
-          <w:sz w:val="18"/>
-          <w:szCs w:val="18"/>
-        </w:rPr>
-        <w:tab/>
-      </w:r>
-      <w:r>
-        <w:rPr>
-          <w:rFonts w:ascii="Arial Narrow" w:eastAsia="Arial Narrow" w:hAnsi="Arial Narrow" w:cs="Arial Narrow"/>
-          <w:sz w:val="18"/>
-          <w:szCs w:val="18"/>
-        </w:rPr>
-        <w:tab/>
-      </w:r>
-      <w:r>
-        <w:rPr>
-          <w:rFonts w:ascii="Arial Narrow" w:eastAsia="Arial Narrow" w:hAnsi="Arial Narrow" w:cs="Arial Narrow"/>
-          <w:sz w:val="18"/>
-          <w:szCs w:val="18"/>
-        </w:rPr>
-        <w:tab/>
-      </w:r>
-      <w:r>
-        <w:rPr>
-          <w:rFonts w:ascii="Arial Narrow" w:eastAsia="Arial Narrow" w:hAnsi="Arial Narrow" w:cs="Arial Narrow"/>
-          <w:sz w:val="18"/>
-          <w:szCs w:val="18"/>
-        </w:rPr>
-        <w:tab/>
-      </w:r>
-      <w:r>
-        <w:rPr>
-          <w:rFonts w:ascii="Arial Narrow" w:eastAsia="Arial Narrow" w:hAnsi="Arial Narrow" w:cs="Arial Narrow"/>
-          <w:sz w:val="18"/>
-          <w:szCs w:val="18"/>
-        </w:rPr>
-        <w:tab/>
-        <w:t>Approved  by:</w:t>
-      </w:r>
-      <w:r>
-        <w:rPr>
-          <w:rFonts w:ascii="Arial Narrow" w:eastAsia="Arial Narrow" w:hAnsi="Arial Narrow" w:cs="Arial Narrow"/>
-          <w:sz w:val="18"/>
-          <w:szCs w:val="18"/>
-        </w:rPr>
-        <w:br/>
-      </w:r>
-    </w:p>
-    <w:p>
-      <w:pPr>
-        <w:rPr>
-          <w:rFonts w:ascii="Arial Narrow" w:eastAsia="Arial Narrow" w:hAnsi="Arial Narrow" w:cs="Arial Narrow"/>
-          <w:sz w:val="18"/>
-          <w:szCs w:val="18"/>
-        </w:rPr>
-      </w:pPr>
-    </w:p>
-    <w:p>
-      <w:pPr>
-        <w:rPr>
-          <w:rFonts w:ascii="Arial Narrow" w:eastAsia="Arial Narrow" w:hAnsi="Arial Narrow" w:cs="Arial Narrow"/>
-          <w:sz w:val="18"/>
-          <w:szCs w:val="18"/>
-        </w:rPr>
-      </w:pPr>
-      <w:r>
-        <w:rPr>
-          <w:rFonts w:ascii="Arial Narrow" w:eastAsia="Arial Narrow" w:hAnsi="Arial Narrow" w:cs="Arial Narrow"/>
-          <w:b/>
-          <w:bCs/>
-          <w:sz w:val="18"/>
-          <w:szCs w:val="18"/>
-        </w:rPr>
-        <w:t>MR. MICHAEL B. GONZALES</w:t>
-      </w:r>
-      <w:r>
-        <w:rPr>
-          <w:rFonts w:ascii="Arial Narrow" w:eastAsia="Arial Narrow" w:hAnsi="Arial Narrow" w:cs="Arial Narrow"/>
-          <w:b/>
-          <w:bCs/>
-          <w:sz w:val="18"/>
-          <w:szCs w:val="18"/>
-        </w:rPr>
-        <w:tab/>
-      </w:r>
-      <w:r>
-        <w:rPr>
-          <w:rFonts w:ascii="Arial Narrow" w:eastAsia="Arial Narrow" w:hAnsi="Arial Narrow" w:cs="Arial Narrow"/>
-          <w:b/>
-          <w:bCs/>
-          <w:sz w:val="18"/>
-          <w:szCs w:val="18"/>
-        </w:rPr>
-        <w:tab/>
-      </w:r>
-      <w:r>
-        <w:rPr>
-          <w:rFonts w:ascii="Arial Narrow" w:eastAsia="Arial Narrow" w:hAnsi="Arial Narrow" w:cs="Arial Narrow"/>
-          <w:b/>
-          <w:bCs/>
-          <w:sz w:val="18"/>
-          <w:szCs w:val="18"/>
-        </w:rPr>
-        <w:tab/>
-      </w:r>
-      <w:r>
-        <w:rPr>
-          <w:rFonts w:ascii="Arial Narrow" w:eastAsia="Arial Narrow" w:hAnsi="Arial Narrow" w:cs="Arial Narrow"/>
-          <w:b/>
-          <w:bCs/>
-          <w:sz w:val="18"/>
-          <w:szCs w:val="18"/>
-        </w:rPr>
-        <w:tab/>
-      </w:r>
-      <w:r>
-        <w:rPr>
-          <w:rFonts w:ascii="Arial Narrow" w:eastAsia="Arial Narrow" w:hAnsi="Arial Narrow" w:cs="Arial Narrow"/>
-          <w:b/>
-          <w:bCs/>
-          <w:sz w:val="18"/>
-          <w:szCs w:val="18"/>
-        </w:rPr>
-        <w:tab/>
-      </w:r>
-      <w:r>
-        <w:rPr>
-          <w:rFonts w:ascii="Arial Narrow" w:eastAsia="Arial Narrow" w:hAnsi="Arial Narrow" w:cs="Arial Narrow"/>
-          <w:b/>
-          <w:bCs/>
-          <w:sz w:val="18"/>
-          <w:szCs w:val="18"/>
-        </w:rPr>
-        <w:tab/>
-      </w:r>
-      <w:r>
-        <w:rPr>
-          <w:rFonts w:ascii="Arial Narrow" w:eastAsia="Arial Narrow" w:hAnsi="Arial Narrow" w:cs="Arial Narrow"/>
-          <w:b/>
-          <w:bCs/>
-          <w:sz w:val="18"/>
-          <w:szCs w:val="18"/>
-        </w:rPr>
-        <w:t>MS. RICHEL C. KALAW, MAEd, LPT</w:t>
-      </w:r>
-    </w:p>
-    <w:p>
-      <w:pPr>
-        <w:rPr>
-          <w:rFonts w:ascii="Arial Narrow" w:eastAsia="Arial Narrow" w:hAnsi="Arial Narrow" w:cs="Arial Narrow"/>
-          <w:sz w:val="18"/>
-          <w:szCs w:val="18"/>
-        </w:rPr>
-      </w:pPr>
-      <w:r>
-        <w:rPr>
-          <w:rFonts w:ascii="Arial Narrow" w:eastAsia="Arial Narrow" w:hAnsi="Arial Narrow" w:cs="Arial Narrow"/>
-          <w:sz w:val="18"/>
-          <w:szCs w:val="18"/>
-        </w:rPr>
-        <w:t>Instruction Supervisor</w:t>
-      </w:r>
-      <w:r>
-        <w:rPr>
-          <w:rFonts w:ascii="Arial Narrow" w:eastAsia="Arial Narrow" w:hAnsi="Arial Narrow" w:cs="Arial Narrow"/>
-          <w:sz w:val="18"/>
-          <w:szCs w:val="18"/>
-        </w:rPr>
-        <w:tab/>
-      </w:r>
-      <w:r>
-        <w:rPr>
-          <w:rFonts w:ascii="Arial Narrow" w:eastAsia="Arial Narrow" w:hAnsi="Arial Narrow" w:cs="Arial Narrow"/>
-          <w:sz w:val="18"/>
-          <w:szCs w:val="18"/>
-        </w:rPr>
-        <w:tab/>
-      </w:r>
-      <w:r>
-        <w:rPr>
-          <w:rFonts w:ascii="Arial Narrow" w:eastAsia="Arial Narrow" w:hAnsi="Arial Narrow" w:cs="Arial Narrow"/>
-          <w:sz w:val="18"/>
-          <w:szCs w:val="18"/>
-        </w:rPr>
-        <w:tab/>
-      </w:r>
-      <w:r>
-        <w:rPr>
-          <w:rFonts w:ascii="Arial Narrow" w:eastAsia="Arial Narrow" w:hAnsi="Arial Narrow" w:cs="Arial Narrow"/>
-          <w:sz w:val="18"/>
-          <w:szCs w:val="18"/>
-        </w:rPr>
-        <w:tab/>
-      </w:r>
-      <w:r>
-        <w:rPr>
-          <w:rFonts w:ascii="Arial Narrow" w:eastAsia="Arial Narrow" w:hAnsi="Arial Narrow" w:cs="Arial Narrow"/>
-          <w:sz w:val="18"/>
-          <w:szCs w:val="18"/>
-        </w:rPr>
-        <w:tab/>
-      </w:r>
-      <w:r>
-        <w:rPr>
-          <w:rFonts w:ascii="Arial Narrow" w:eastAsia="Arial Narrow" w:hAnsi="Arial Narrow" w:cs="Arial Narrow"/>
-          <w:sz w:val="18"/>
-          <w:szCs w:val="18"/>
-        </w:rPr>
-        <w:tab/>
-      </w:r>
-      <w:r>
-        <w:rPr>
-          <w:rFonts w:ascii="Arial Narrow" w:eastAsia="Arial Narrow" w:hAnsi="Arial Narrow" w:cs="Arial Narrow"/>
-          <w:sz w:val="18"/>
-          <w:szCs w:val="18"/>
-        </w:rPr>
-        <w:tab/>
-      </w:r>
-      <w:r>
-        <w:rPr>
-          <w:rFonts w:ascii="Arial Narrow" w:eastAsia="Arial Narrow" w:hAnsi="Arial Narrow" w:cs="Arial Narrow"/>
-          <w:sz w:val="18"/>
-          <w:szCs w:val="18"/>
-        </w:rPr>
-        <w:t>Department Head</w:t>
-      </w:r>
     </w:p>
     <w:sectPr>
       <w:pgSz w:w="12242" w:h="18722"/>
